--- a/Documentation/HTMLBlock.docx
+++ b/Documentation/HTMLBlock.docx
@@ -141,7 +141,7 @@
         </w:rPr>
         <w:fldChar w:fldCharType="separate"/>
       </w:r>
-      <w:hyperlink w:anchor="_Toc242607667" w:history="1">
+      <w:hyperlink w:anchor="_Toc242628102" w:history="1">
         <w:r>
           <w:rPr>
             <w:rStyle w:val="Hyperlink"/>
@@ -164,7 +164,7 @@
           <w:rPr>
             <w:webHidden/>
           </w:rPr>
-          <w:instrText xml:space="preserve"> PAGEREF _Toc242607667 \h </w:instrText>
+          <w:instrText xml:space="preserve"> PAGEREF _Toc242628102 \h </w:instrText>
         </w:r>
         <w:r>
           <w:rPr>
@@ -202,7 +202,7 @@
           <w:lang w:eastAsia="en-US"/>
         </w:rPr>
       </w:pPr>
-      <w:hyperlink w:anchor="_Toc242607668" w:history="1">
+      <w:hyperlink w:anchor="_Toc242628103" w:history="1">
         <w:r>
           <w:rPr>
             <w:rStyle w:val="Hyperlink"/>
@@ -229,7 +229,7 @@
             <w:noProof/>
             <w:webHidden/>
           </w:rPr>
-          <w:instrText xml:space="preserve"> PAGEREF _Toc242607668 \h </w:instrText>
+          <w:instrText xml:space="preserve"> PAGEREF _Toc242628103 \h </w:instrText>
         </w:r>
         <w:r>
           <w:rPr>
@@ -271,7 +271,7 @@
           <w:lang w:eastAsia="en-US"/>
         </w:rPr>
       </w:pPr>
-      <w:hyperlink w:anchor="_Toc242607669" w:history="1">
+      <w:hyperlink w:anchor="_Toc242628104" w:history="1">
         <w:r>
           <w:rPr>
             <w:rStyle w:val="Hyperlink"/>
@@ -298,7 +298,7 @@
             <w:noProof/>
             <w:webHidden/>
           </w:rPr>
-          <w:instrText xml:space="preserve"> PAGEREF _Toc242607669 \h </w:instrText>
+          <w:instrText xml:space="preserve"> PAGEREF _Toc242628104 \h </w:instrText>
         </w:r>
         <w:r>
           <w:rPr>
@@ -340,7 +340,7 @@
           <w:lang w:eastAsia="en-US"/>
         </w:rPr>
       </w:pPr>
-      <w:hyperlink w:anchor="_Toc242607670" w:history="1">
+      <w:hyperlink w:anchor="_Toc242628105" w:history="1">
         <w:r>
           <w:rPr>
             <w:rStyle w:val="Hyperlink"/>
@@ -367,7 +367,7 @@
             <w:noProof/>
             <w:webHidden/>
           </w:rPr>
-          <w:instrText xml:space="preserve"> PAGEREF _Toc242607670 \h </w:instrText>
+          <w:instrText xml:space="preserve"> PAGEREF _Toc242628105 \h </w:instrText>
         </w:r>
         <w:r>
           <w:rPr>
@@ -409,7 +409,7 @@
           <w:lang w:eastAsia="en-US"/>
         </w:rPr>
       </w:pPr>
-      <w:hyperlink w:anchor="_Toc242607671" w:history="1">
+      <w:hyperlink w:anchor="_Toc242628106" w:history="1">
         <w:r>
           <w:rPr>
             <w:rStyle w:val="Hyperlink"/>
@@ -436,7 +436,7 @@
             <w:noProof/>
             <w:webHidden/>
           </w:rPr>
-          <w:instrText xml:space="preserve"> PAGEREF _Toc242607671 \h </w:instrText>
+          <w:instrText xml:space="preserve"> PAGEREF _Toc242628106 \h </w:instrText>
         </w:r>
         <w:r>
           <w:rPr>
@@ -478,7 +478,7 @@
           <w:lang w:eastAsia="en-US"/>
         </w:rPr>
       </w:pPr>
-      <w:hyperlink w:anchor="_Toc242607672" w:history="1">
+      <w:hyperlink w:anchor="_Toc242628107" w:history="1">
         <w:r>
           <w:rPr>
             <w:rStyle w:val="Hyperlink"/>
@@ -505,7 +505,7 @@
             <w:noProof/>
             <w:webHidden/>
           </w:rPr>
-          <w:instrText xml:space="preserve"> PAGEREF _Toc242607672 \h </w:instrText>
+          <w:instrText xml:space="preserve"> PAGEREF _Toc242628107 \h </w:instrText>
         </w:r>
         <w:r>
           <w:rPr>
@@ -525,7 +525,421 @@
             <w:noProof/>
             <w:webHidden/>
           </w:rPr>
-          <w:t>1</w:t>
+          <w:t>2</w:t>
+        </w:r>
+        <w:r>
+          <w:rPr>
+            <w:noProof/>
+            <w:webHidden/>
+          </w:rPr>
+          <w:fldChar w:fldCharType="end"/>
+        </w:r>
+      </w:hyperlink>
+    </w:p>
+    <w:p>
+      <w:pPr>
+        <w:pStyle w:val="TOC2"/>
+        <w:rPr>
+          <w:rFonts w:eastAsiaTheme="minorEastAsia" w:cstheme="minorBidi"/>
+          <w:noProof/>
+          <w:sz w:val="22"/>
+          <w:szCs w:val="22"/>
+          <w:lang w:eastAsia="en-US"/>
+        </w:rPr>
+      </w:pPr>
+      <w:hyperlink w:anchor="_Toc242628108" w:history="1">
+        <w:r>
+          <w:rPr>
+            <w:rStyle w:val="Hyperlink"/>
+            <w:noProof/>
+          </w:rPr>
+          <w:t>HTML Block Class</w:t>
+        </w:r>
+        <w:r>
+          <w:rPr>
+            <w:noProof/>
+            <w:webHidden/>
+          </w:rPr>
+          <w:tab/>
+        </w:r>
+        <w:r>
+          <w:rPr>
+            <w:noProof/>
+            <w:webHidden/>
+          </w:rPr>
+          <w:fldChar w:fldCharType="begin"/>
+        </w:r>
+        <w:r>
+          <w:rPr>
+            <w:noProof/>
+            <w:webHidden/>
+          </w:rPr>
+          <w:instrText xml:space="preserve"> PAGEREF _Toc242628108 \h </w:instrText>
+        </w:r>
+        <w:r>
+          <w:rPr>
+            <w:noProof/>
+            <w:webHidden/>
+          </w:rPr>
+        </w:r>
+        <w:r>
+          <w:rPr>
+            <w:noProof/>
+            <w:webHidden/>
+          </w:rPr>
+          <w:fldChar w:fldCharType="separate"/>
+        </w:r>
+        <w:r>
+          <w:rPr>
+            <w:noProof/>
+            <w:webHidden/>
+          </w:rPr>
+          <w:t>2</w:t>
+        </w:r>
+        <w:r>
+          <w:rPr>
+            <w:noProof/>
+            <w:webHidden/>
+          </w:rPr>
+          <w:fldChar w:fldCharType="end"/>
+        </w:r>
+      </w:hyperlink>
+    </w:p>
+    <w:p>
+      <w:pPr>
+        <w:pStyle w:val="TOC3"/>
+        <w:rPr>
+          <w:rFonts w:eastAsiaTheme="minorEastAsia" w:cstheme="minorBidi"/>
+          <w:noProof/>
+          <w:sz w:val="22"/>
+          <w:szCs w:val="22"/>
+          <w:lang w:eastAsia="en-US"/>
+        </w:rPr>
+      </w:pPr>
+      <w:hyperlink w:anchor="_Toc242628109" w:history="1">
+        <w:r>
+          <w:rPr>
+            <w:rStyle w:val="Hyperlink"/>
+            <w:noProof/>
+          </w:rPr>
+          <w:t>FIELDS Variable</w:t>
+        </w:r>
+        <w:r>
+          <w:rPr>
+            <w:noProof/>
+            <w:webHidden/>
+          </w:rPr>
+          <w:tab/>
+        </w:r>
+        <w:r>
+          <w:rPr>
+            <w:noProof/>
+            <w:webHidden/>
+          </w:rPr>
+          <w:fldChar w:fldCharType="begin"/>
+        </w:r>
+        <w:r>
+          <w:rPr>
+            <w:noProof/>
+            <w:webHidden/>
+          </w:rPr>
+          <w:instrText xml:space="preserve"> PAGEREF _Toc242628109 \h </w:instrText>
+        </w:r>
+        <w:r>
+          <w:rPr>
+            <w:noProof/>
+            <w:webHidden/>
+          </w:rPr>
+        </w:r>
+        <w:r>
+          <w:rPr>
+            <w:noProof/>
+            <w:webHidden/>
+          </w:rPr>
+          <w:fldChar w:fldCharType="separate"/>
+        </w:r>
+        <w:r>
+          <w:rPr>
+            <w:noProof/>
+            <w:webHidden/>
+          </w:rPr>
+          <w:t>2</w:t>
+        </w:r>
+        <w:r>
+          <w:rPr>
+            <w:noProof/>
+            <w:webHidden/>
+          </w:rPr>
+          <w:fldChar w:fldCharType="end"/>
+        </w:r>
+      </w:hyperlink>
+    </w:p>
+    <w:p>
+      <w:pPr>
+        <w:pStyle w:val="TOC3"/>
+        <w:rPr>
+          <w:rFonts w:eastAsiaTheme="minorEastAsia" w:cstheme="minorBidi"/>
+          <w:noProof/>
+          <w:sz w:val="22"/>
+          <w:szCs w:val="22"/>
+          <w:lang w:eastAsia="en-US"/>
+        </w:rPr>
+      </w:pPr>
+      <w:hyperlink w:anchor="_Toc242628110" w:history="1">
+        <w:r>
+          <w:rPr>
+            <w:rStyle w:val="Hyperlink"/>
+            <w:noProof/>
+          </w:rPr>
+          <w:t>HTML_CODE Variable</w:t>
+        </w:r>
+        <w:r>
+          <w:rPr>
+            <w:noProof/>
+            <w:webHidden/>
+          </w:rPr>
+          <w:tab/>
+        </w:r>
+        <w:r>
+          <w:rPr>
+            <w:noProof/>
+            <w:webHidden/>
+          </w:rPr>
+          <w:fldChar w:fldCharType="begin"/>
+        </w:r>
+        <w:r>
+          <w:rPr>
+            <w:noProof/>
+            <w:webHidden/>
+          </w:rPr>
+          <w:instrText xml:space="preserve"> PAGEREF _Toc242628110 \h </w:instrText>
+        </w:r>
+        <w:r>
+          <w:rPr>
+            <w:noProof/>
+            <w:webHidden/>
+          </w:rPr>
+        </w:r>
+        <w:r>
+          <w:rPr>
+            <w:noProof/>
+            <w:webHidden/>
+          </w:rPr>
+          <w:fldChar w:fldCharType="separate"/>
+        </w:r>
+        <w:r>
+          <w:rPr>
+            <w:noProof/>
+            <w:webHidden/>
+          </w:rPr>
+          <w:t>2</w:t>
+        </w:r>
+        <w:r>
+          <w:rPr>
+            <w:noProof/>
+            <w:webHidden/>
+          </w:rPr>
+          <w:fldChar w:fldCharType="end"/>
+        </w:r>
+      </w:hyperlink>
+    </w:p>
+    <w:p>
+      <w:pPr>
+        <w:pStyle w:val="TOC2"/>
+        <w:rPr>
+          <w:rFonts w:eastAsiaTheme="minorEastAsia" w:cstheme="minorBidi"/>
+          <w:noProof/>
+          <w:sz w:val="22"/>
+          <w:szCs w:val="22"/>
+          <w:lang w:eastAsia="en-US"/>
+        </w:rPr>
+      </w:pPr>
+      <w:hyperlink w:anchor="_Toc242628111" w:history="1">
+        <w:r>
+          <w:rPr>
+            <w:rStyle w:val="Hyperlink"/>
+            <w:noProof/>
+          </w:rPr>
+          <w:t>HTML Manager Class</w:t>
+        </w:r>
+        <w:r>
+          <w:rPr>
+            <w:noProof/>
+            <w:webHidden/>
+          </w:rPr>
+          <w:tab/>
+        </w:r>
+        <w:r>
+          <w:rPr>
+            <w:noProof/>
+            <w:webHidden/>
+          </w:rPr>
+          <w:fldChar w:fldCharType="begin"/>
+        </w:r>
+        <w:r>
+          <w:rPr>
+            <w:noProof/>
+            <w:webHidden/>
+          </w:rPr>
+          <w:instrText xml:space="preserve"> PAGEREF _Toc242628111 \h </w:instrText>
+        </w:r>
+        <w:r>
+          <w:rPr>
+            <w:noProof/>
+            <w:webHidden/>
+          </w:rPr>
+        </w:r>
+        <w:r>
+          <w:rPr>
+            <w:noProof/>
+            <w:webHidden/>
+          </w:rPr>
+          <w:fldChar w:fldCharType="separate"/>
+        </w:r>
+        <w:r>
+          <w:rPr>
+            <w:noProof/>
+            <w:webHidden/>
+          </w:rPr>
+          <w:t>2</w:t>
+        </w:r>
+        <w:r>
+          <w:rPr>
+            <w:noProof/>
+            <w:webHidden/>
+          </w:rPr>
+          <w:fldChar w:fldCharType="end"/>
+        </w:r>
+      </w:hyperlink>
+    </w:p>
+    <w:p>
+      <w:pPr>
+        <w:pStyle w:val="TOC2"/>
+        <w:rPr>
+          <w:rFonts w:eastAsiaTheme="minorEastAsia" w:cstheme="minorBidi"/>
+          <w:noProof/>
+          <w:sz w:val="22"/>
+          <w:szCs w:val="22"/>
+          <w:lang w:eastAsia="en-US"/>
+        </w:rPr>
+      </w:pPr>
+      <w:hyperlink w:anchor="_Toc242628112" w:history="1">
+        <w:r>
+          <w:rPr>
+            <w:rStyle w:val="Hyperlink"/>
+            <w:noProof/>
+          </w:rPr>
+          <w:t>Tax Forms</w:t>
+        </w:r>
+        <w:r>
+          <w:rPr>
+            <w:noProof/>
+            <w:webHidden/>
+          </w:rPr>
+          <w:tab/>
+        </w:r>
+        <w:r>
+          <w:rPr>
+            <w:noProof/>
+            <w:webHidden/>
+          </w:rPr>
+          <w:fldChar w:fldCharType="begin"/>
+        </w:r>
+        <w:r>
+          <w:rPr>
+            <w:noProof/>
+            <w:webHidden/>
+          </w:rPr>
+          <w:instrText xml:space="preserve"> PAGEREF _Toc242628112 \h </w:instrText>
+        </w:r>
+        <w:r>
+          <w:rPr>
+            <w:noProof/>
+            <w:webHidden/>
+          </w:rPr>
+        </w:r>
+        <w:r>
+          <w:rPr>
+            <w:noProof/>
+            <w:webHidden/>
+          </w:rPr>
+          <w:fldChar w:fldCharType="separate"/>
+        </w:r>
+        <w:r>
+          <w:rPr>
+            <w:noProof/>
+            <w:webHidden/>
+          </w:rPr>
+          <w:t>2</w:t>
+        </w:r>
+        <w:r>
+          <w:rPr>
+            <w:noProof/>
+            <w:webHidden/>
+          </w:rPr>
+          <w:fldChar w:fldCharType="end"/>
+        </w:r>
+      </w:hyperlink>
+    </w:p>
+    <w:p>
+      <w:pPr>
+        <w:pStyle w:val="TOC2"/>
+        <w:rPr>
+          <w:rFonts w:eastAsiaTheme="minorEastAsia" w:cstheme="minorBidi"/>
+          <w:noProof/>
+          <w:sz w:val="22"/>
+          <w:szCs w:val="22"/>
+          <w:lang w:eastAsia="en-US"/>
+        </w:rPr>
+      </w:pPr>
+      <w:hyperlink w:anchor="_Toc242628113" w:history="1">
+        <w:r>
+          <w:rPr>
+            <w:rStyle w:val="Hyperlink"/>
+            <w:noProof/>
+          </w:rPr>
+          <w:t>Tax Tool</w:t>
+        </w:r>
+        <w:r>
+          <w:rPr>
+            <w:noProof/>
+            <w:webHidden/>
+          </w:rPr>
+          <w:tab/>
+        </w:r>
+        <w:r>
+          <w:rPr>
+            <w:noProof/>
+            <w:webHidden/>
+          </w:rPr>
+          <w:fldChar w:fldCharType="begin"/>
+        </w:r>
+        <w:r>
+          <w:rPr>
+            <w:noProof/>
+            <w:webHidden/>
+          </w:rPr>
+          <w:instrText xml:space="preserve"> PAGEREF _Toc242628113 \h </w:instrText>
+        </w:r>
+        <w:r>
+          <w:rPr>
+            <w:noProof/>
+            <w:webHidden/>
+          </w:rPr>
+        </w:r>
+        <w:r>
+          <w:rPr>
+            <w:noProof/>
+            <w:webHidden/>
+          </w:rPr>
+          <w:fldChar w:fldCharType="separate"/>
+        </w:r>
+        <w:r>
+          <w:rPr>
+            <w:noProof/>
+            <w:webHidden/>
+          </w:rPr>
+          <w:t>2</w:t>
         </w:r>
         <w:r>
           <w:rPr>
@@ -559,7 +973,7 @@
         <w:pStyle w:val="Heading1"/>
       </w:pPr>
       <w:bookmarkStart w:id="0" w:name="_Toc237788074"/>
-      <w:bookmarkStart w:id="1" w:name="_Toc242607667"/>
+      <w:bookmarkStart w:id="1" w:name="_Toc242628102"/>
       <w:r>
         <w:t xml:space="preserve">Design </w:t>
       </w:r>
@@ -574,7 +988,7 @@
         <w:pStyle w:val="Heading2"/>
       </w:pPr>
       <w:bookmarkStart w:id="2" w:name="_Toc237788081"/>
-      <w:bookmarkStart w:id="3" w:name="_Toc242607668"/>
+      <w:bookmarkStart w:id="3" w:name="_Toc242628103"/>
       <w:r>
         <w:t>HTML Blocks</w:t>
       </w:r>
@@ -608,7 +1022,7 @@
       <w:pPr>
         <w:pStyle w:val="Heading3"/>
       </w:pPr>
-      <w:bookmarkStart w:id="4" w:name="_Toc242607669"/>
+      <w:bookmarkStart w:id="4" w:name="_Toc242628104"/>
       <w:r>
         <w:t>Block Names</w:t>
       </w:r>
@@ -634,7 +1048,7 @@
       <w:pPr>
         <w:pStyle w:val="Heading3"/>
       </w:pPr>
-      <w:bookmarkStart w:id="5" w:name="_Toc242607670"/>
+      <w:bookmarkStart w:id="5" w:name="_Toc242628105"/>
       <w:r>
         <w:t>Unique IDs</w:t>
       </w:r>
@@ -668,7 +1082,7 @@
       <w:pPr>
         <w:pStyle w:val="Heading3"/>
       </w:pPr>
-      <w:bookmarkStart w:id="6" w:name="_Toc242607671"/>
+      <w:bookmarkStart w:id="6" w:name="_Toc242628106"/>
       <w:r>
         <w:t>Field Names</w:t>
       </w:r>
@@ -687,6 +1101,7 @@
         <w:pStyle w:val="Body-Text"/>
       </w:pPr>
       <w:r>
+        <w:lastRenderedPageBreak/>
         <w:t>The name must be a lowercase string that consists only of letters, numbers, and hyphens. The field name must begin with a letter. Unlike a block name, a field name may contain hyphens.</w:t>
       </w:r>
     </w:p>
@@ -694,7 +1109,7 @@
       <w:pPr>
         <w:pStyle w:val="Heading3"/>
       </w:pPr>
-      <w:bookmarkStart w:id="7" w:name="_Toc242607672"/>
+      <w:bookmarkStart w:id="7" w:name="_Toc242628107"/>
       <w:r>
         <w:t>Element IDs</w:t>
       </w:r>
@@ -705,11 +1120,7 @@
         <w:pStyle w:val="Body-Text"/>
       </w:pPr>
       <w:r>
-        <w:t xml:space="preserve">The HTML elements in an HTML block and the HTML block itself need a consistent method to identify the elements so they can be managed by a common set of routines. Therefore, the ID attribute of an HTML element is used to access any element in the HTML block. Since the ID attribute of every HTML element </w:t>
-      </w:r>
-      <w:r>
-        <w:lastRenderedPageBreak/>
-        <w:t>must be unique, the element IDs of the elements in an HTML block will consist of the name of the HTML block, the unique ID of the HTML block, and the name of the field within the block separator by hyphens.</w:t>
+        <w:t>The HTML elements in an HTML block and the HTML block itself need a consistent method to identify the elements so they can be managed by a common set of routines. Therefore, the ID attribute of an HTML element is used to access any element in the HTML block. Since the ID attribute of every HTML element must be unique, the element IDs of the elements in an HTML block will consist of the name of the HTML block, the unique ID of the HTML block, and the name of the field within the block separator by hyphens.</w:t>
       </w:r>
     </w:p>
     <w:p>
@@ -732,9 +1143,11 @@
       <w:pPr>
         <w:pStyle w:val="Heading2"/>
       </w:pPr>
+      <w:bookmarkStart w:id="8" w:name="_Toc242628108"/>
       <w:r>
         <w:t>HTML Block Class</w:t>
       </w:r>
+      <w:bookmarkEnd w:id="8"/>
     </w:p>
     <w:p>
       <w:pPr>
@@ -760,7 +1173,13 @@
         <w:t xml:space="preserve">The primary </w:t>
       </w:r>
       <w:r>
-        <w:t>function of an HTML block is:</w:t>
+        <w:t>function of an HTML block is</w:t>
+      </w:r>
+      <w:r>
+        <w:t xml:space="preserve"> to</w:t>
+      </w:r>
+      <w:r>
+        <w:t>:</w:t>
       </w:r>
     </w:p>
     <w:p>
@@ -799,9 +1218,11 @@
       <w:pPr>
         <w:pStyle w:val="Heading3"/>
       </w:pPr>
+      <w:bookmarkStart w:id="9" w:name="_Toc242628109"/>
       <w:r>
         <w:t>FIELDS Variable</w:t>
       </w:r>
+      <w:bookmarkEnd w:id="9"/>
     </w:p>
     <w:p>
       <w:pPr>
@@ -821,53 +1242,379 @@
       <w:pPr>
         <w:pStyle w:val="Heading3"/>
       </w:pPr>
+      <w:bookmarkStart w:id="10" w:name="_Toc242628110"/>
       <w:r>
         <w:t>HTML_CODE Variable</w:t>
       </w:r>
+      <w:bookmarkEnd w:id="10"/>
+    </w:p>
+    <w:p>
+      <w:pPr>
+        <w:pStyle w:val="Heading2"/>
+      </w:pPr>
+      <w:bookmarkStart w:id="11" w:name="_Toc242628111"/>
+      <w:r>
+        <w:t>HTML Manager Class</w:t>
+      </w:r>
+      <w:bookmarkEnd w:id="11"/>
     </w:p>
     <w:p>
       <w:pPr>
         <w:pStyle w:val="Body-Text"/>
       </w:pPr>
+      <w:proofErr w:type="gramStart"/>
+      <w:r>
+        <w:t xml:space="preserve">The </w:t>
+      </w:r>
+      <w:proofErr w:type="spellStart"/>
+      <w:r>
+        <w:t>HTMLMgr</w:t>
+      </w:r>
+      <w:proofErr w:type="spellEnd"/>
+      <w:r>
+        <w:t xml:space="preserve"> class with a single object that manages all the objects in the </w:t>
+      </w:r>
+      <w:proofErr w:type="spellStart"/>
+      <w:r>
+        <w:t>HTMLBlock</w:t>
+      </w:r>
+      <w:proofErr w:type="spellEnd"/>
+      <w:r>
+        <w:t xml:space="preserve"> class.</w:t>
+      </w:r>
+      <w:proofErr w:type="gramEnd"/>
     </w:p>
     <w:p>
       <w:pPr>
         <w:pStyle w:val="Heading2"/>
       </w:pPr>
-      <w:r>
-        <w:t>HTML Manager Class</w:t>
-      </w:r>
+      <w:bookmarkStart w:id="12" w:name="_Toc242628112"/>
+      <w:r>
+        <w:t>Tax Forms</w:t>
+      </w:r>
+      <w:bookmarkEnd w:id="12"/>
     </w:p>
     <w:p>
       <w:pPr>
         <w:pStyle w:val="Body-Text"/>
       </w:pPr>
+      <w:r>
+        <w:t xml:space="preserve">Instances of </w:t>
+      </w:r>
+      <w:proofErr w:type="spellStart"/>
+      <w:r>
+        <w:t>HTMLBlocks</w:t>
+      </w:r>
+      <w:proofErr w:type="spellEnd"/>
+      <w:r>
+        <w:t xml:space="preserve"> are the external representation of tax forms, that is, the tax forms that the user can see. Instances of </w:t>
+      </w:r>
+      <w:proofErr w:type="spellStart"/>
+      <w:r>
+        <w:t>TaxForms</w:t>
+      </w:r>
+      <w:proofErr w:type="spellEnd"/>
+      <w:r>
+        <w:t xml:space="preserve"> are the internal representation of tax forms. This is where the tax calculations are performed.</w:t>
+      </w:r>
+    </w:p>
+    <w:p>
+      <w:pPr>
+        <w:pStyle w:val="Heading2"/>
+      </w:pPr>
+      <w:bookmarkStart w:id="13" w:name="_Toc242628113"/>
+      <w:r>
+        <w:t>Tax Tool</w:t>
+      </w:r>
+      <w:bookmarkEnd w:id="13"/>
+    </w:p>
+    <w:p>
+      <w:pPr>
+        <w:pStyle w:val="Body-Text"/>
+      </w:pPr>
+      <w:r>
+        <w:t>The tax tool goes through a life cycle where it:</w:t>
+      </w:r>
+    </w:p>
+    <w:p>
+      <w:pPr>
+        <w:pStyle w:val="List-Bullet-tight025"/>
+      </w:pPr>
+      <w:r>
+        <w:t>Creates HTML versions of a tax forms needed for input</w:t>
+      </w:r>
+    </w:p>
+    <w:p>
+      <w:pPr>
+        <w:pStyle w:val="List-Bullet-tight025"/>
+      </w:pPr>
+      <w:r>
+        <w:t>Creates an internal version</w:t>
+      </w:r>
+      <w:r>
+        <w:t>s</w:t>
+      </w:r>
+      <w:r>
+        <w:t xml:space="preserve"> of the tax form</w:t>
+      </w:r>
+      <w:r>
+        <w:t>s with input data</w:t>
+      </w:r>
+    </w:p>
+    <w:p>
+      <w:pPr>
+        <w:pStyle w:val="List-Bullet-tight025"/>
+      </w:pPr>
+      <w:r>
+        <w:t>Calculates the tax return (that is, calculate all the tax forms)</w:t>
+      </w:r>
+    </w:p>
+    <w:p>
+      <w:pPr>
+        <w:pStyle w:val="List-Bullet-tight025"/>
+      </w:pPr>
+      <w:r>
+        <w:t>Creates an HTML versions of a tax forms needed to display the tax return</w:t>
+      </w:r>
+    </w:p>
+    <w:p>
+      <w:pPr>
+        <w:pStyle w:val="List-Bullet-tight025"/>
+        <w:numPr>
+          <w:ilvl w:val="0"/>
+          <w:numId w:val="0"/>
+        </w:numPr>
+      </w:pPr>
+    </w:p>
+    <w:p>
+      <w:pPr>
+        <w:pStyle w:val="Body-Text"/>
+      </w:pPr>
+      <w:r>
+        <w:t>The internal and external versions of a tax form have the same fields, it just that on the web the field is defined in HTML and internally it is defined in JavaScript.</w:t>
+      </w:r>
+      <w:r>
+        <w:t xml:space="preserve"> The transfer of information from external to internal and vice-versa is performed in JavaScript so a JavaScript object is used. A JavaScript object is simple a collection of name-value pairs, so in our case, it is a collection of field names and field values.</w:t>
+      </w:r>
+    </w:p>
+    <w:p>
+      <w:pPr>
+        <w:pStyle w:val="Body-Text"/>
+      </w:pPr>
+      <w:r>
+        <w:lastRenderedPageBreak/>
+        <w:t>One caveat is that HTML field names generally use kebab-case and JavaScript variable names generally use snake-case. If everything else in the name is the same, the conversion from one to the other is simply replacing hyphens with underscores or vice-versa.</w:t>
+      </w:r>
+    </w:p>
+    <w:p>
+      <w:pPr>
+        <w:pStyle w:val="Body-Text"/>
+      </w:pPr>
+      <w:r>
+        <w:t xml:space="preserve">To create a tax form, there needs to be </w:t>
+      </w:r>
       <w:proofErr w:type="gramStart"/>
       <w:r>
+        <w:t>an</w:t>
+      </w:r>
+      <w:proofErr w:type="gramEnd"/>
+      <w:r>
+        <w:t xml:space="preserve"> both</w:t>
+      </w:r>
+      <w:r>
+        <w:t xml:space="preserve"> </w:t>
+      </w:r>
+      <w:proofErr w:type="spellStart"/>
+      <w:r>
+        <w:t>HTMLBlock</w:t>
+      </w:r>
+      <w:proofErr w:type="spellEnd"/>
+      <w:r>
+        <w:t xml:space="preserve"> class and a </w:t>
+      </w:r>
+      <w:proofErr w:type="spellStart"/>
+      <w:r>
+        <w:t>TaxForm</w:t>
+      </w:r>
+      <w:proofErr w:type="spellEnd"/>
+      <w:r>
+        <w:t xml:space="preserve"> class for the form.</w:t>
+      </w:r>
+    </w:p>
+    <w:p>
+      <w:pPr>
+        <w:pStyle w:val="SourceCode"/>
+      </w:pPr>
+      <w:proofErr w:type="gramStart"/>
+      <w:r>
+        <w:t>export</w:t>
+      </w:r>
+      <w:proofErr w:type="gramEnd"/>
+      <w:r>
+        <w:t xml:space="preserve"> class F0000 extends </w:t>
+      </w:r>
+      <w:proofErr w:type="spellStart"/>
+      <w:r>
+        <w:t>Taxform</w:t>
+      </w:r>
+      <w:proofErr w:type="spellEnd"/>
+      <w:r>
+        <w:t xml:space="preserve"> {}</w:t>
+      </w:r>
+    </w:p>
+    <w:p>
+      <w:pPr>
+        <w:pStyle w:val="SourceCode"/>
+      </w:pPr>
+      <w:proofErr w:type="gramStart"/>
+      <w:r>
+        <w:t>export</w:t>
+      </w:r>
+      <w:proofErr w:type="gramEnd"/>
+      <w:r>
+        <w:t xml:space="preserve"> class W0000 extends </w:t>
+      </w:r>
+      <w:proofErr w:type="spellStart"/>
+      <w:r>
+        <w:t>HTMLBlock</w:t>
+      </w:r>
+      <w:proofErr w:type="spellEnd"/>
+      <w:r>
+        <w:t xml:space="preserve"> {}</w:t>
+      </w:r>
+    </w:p>
+    <w:p>
+      <w:pPr>
+        <w:pStyle w:val="SourceCode"/>
+        <w:ind w:left="0"/>
+      </w:pPr>
+    </w:p>
+    <w:p>
+      <w:pPr>
+        <w:pStyle w:val="Body-Text"/>
+      </w:pPr>
+      <w:r>
+        <w:t xml:space="preserve">The naming convention for this situation is the name of the </w:t>
+      </w:r>
+      <w:proofErr w:type="spellStart"/>
+      <w:r>
+        <w:t>TaxForm</w:t>
+      </w:r>
+      <w:proofErr w:type="spellEnd"/>
+      <w:r>
+        <w:t xml:space="preserve"> class for a form is the form name or number preceded with an “F”, and the name of the </w:t>
+      </w:r>
+      <w:proofErr w:type="spellStart"/>
+      <w:r>
+        <w:t>HTMLBock</w:t>
+      </w:r>
+      <w:proofErr w:type="spellEnd"/>
+      <w:r>
+        <w:t xml:space="preserve"> class for a form is the form name or number preceded with a “W”.</w:t>
+      </w:r>
+      <w:r>
+        <w:t xml:space="preserve"> The two classes of a tax form are very closely related; in particular, they share the same fields and need the ability to copy data from the fields in one class to the other.</w:t>
+      </w:r>
+    </w:p>
+    <w:p>
+      <w:pPr>
+        <w:pStyle w:val="Body-Text"/>
+      </w:pPr>
+      <w:r>
         <w:t xml:space="preserve">The </w:t>
       </w:r>
       <w:proofErr w:type="spellStart"/>
       <w:r>
-        <w:t>HTMLMgr</w:t>
+        <w:t>HTMLBlock</w:t>
       </w:r>
       <w:proofErr w:type="spellEnd"/>
       <w:r>
-        <w:t xml:space="preserve"> class with a single object that manages all the objects in the </w:t>
+        <w:t xml:space="preserve"> class contains a variable, </w:t>
+      </w:r>
+      <w:proofErr w:type="gramStart"/>
+      <w:r>
+        <w:t>FIELDS, that</w:t>
+      </w:r>
+      <w:proofErr w:type="gramEnd"/>
+      <w:r>
+        <w:t xml:space="preserve"> defines all the fields in the form. </w:t>
+      </w:r>
+      <w:r>
+        <w:t xml:space="preserve">Rather that duplicating this information in the </w:t>
       </w:r>
       <w:proofErr w:type="spellStart"/>
       <w:r>
-        <w:t>HTMLBlock</w:t>
+        <w:t>TaxForm</w:t>
       </w:r>
       <w:proofErr w:type="spellEnd"/>
       <w:r>
-        <w:t xml:space="preserve"> class.</w:t>
+        <w:t xml:space="preserve"> class of the tax </w:t>
+      </w:r>
+      <w:proofErr w:type="gramStart"/>
+      <w:r>
+        <w:t>form,</w:t>
       </w:r>
       <w:proofErr w:type="gramEnd"/>
-    </w:p>
-    <w:p>
-      <w:pPr>
-        <w:pStyle w:val="Body-Text"/>
-      </w:pPr>
+      <w:r>
+        <w:t xml:space="preserve"> it can access this information by knowing the name of the other class </w:t>
+      </w:r>
+      <w:r>
+        <w:t xml:space="preserve">using that to call </w:t>
+      </w:r>
+      <w:r>
+        <w:t>a static method in the other class</w:t>
+      </w:r>
+      <w:r>
+        <w:t xml:space="preserve"> that provides access to the information</w:t>
+      </w:r>
+      <w:r>
+        <w:t>.</w:t>
+      </w:r>
+    </w:p>
+    <w:p>
+      <w:pPr>
+        <w:pStyle w:val="SourceCode"/>
+      </w:pPr>
+      <w:r>
+        <w:t xml:space="preserve">// </w:t>
+      </w:r>
+      <w:proofErr w:type="gramStart"/>
+      <w:r>
+        <w:t>Create</w:t>
+      </w:r>
+      <w:proofErr w:type="gramEnd"/>
+      <w:r>
+        <w:t xml:space="preserve"> input tax form.</w:t>
+      </w:r>
+    </w:p>
+    <w:p>
+      <w:pPr>
+        <w:pStyle w:val="SourceCode"/>
+      </w:pPr>
+      <w:proofErr w:type="gramStart"/>
+      <w:r>
+        <w:t>const</w:t>
+      </w:r>
+      <w:proofErr w:type="gramEnd"/>
+      <w:r>
+        <w:t xml:space="preserve"> f1099g = new F1099G();</w:t>
+      </w:r>
+    </w:p>
+    <w:p>
+      <w:pPr>
+        <w:pStyle w:val="SourceCode"/>
+      </w:pPr>
+      <w:r>
+        <w:t xml:space="preserve">const </w:t>
+      </w:r>
+      <w:proofErr w:type="spellStart"/>
+      <w:r>
+        <w:t>uid</w:t>
+      </w:r>
+      <w:proofErr w:type="spellEnd"/>
+      <w:r>
+        <w:t xml:space="preserve"> = </w:t>
+      </w:r>
     </w:p>
     <w:sectPr>
       <w:footerReference w:type="default" r:id="rId8"/>
@@ -991,7 +1738,7 @@
         <w:szCs w:val="24"/>
         <w:lang w:eastAsia="en-US"/>
       </w:rPr>
-      <w:t>2</w:t>
+      <w:t>3</w:t>
     </w:r>
     <w:r>
       <w:rPr>
@@ -3671,6 +4418,9 @@
     <w:abstractNumId w:val="20"/>
   </w:num>
   <w:num w:numId="27">
+    <w:abstractNumId w:val="26"/>
+  </w:num>
+  <w:num w:numId="28">
     <w:abstractNumId w:val="26"/>
   </w:num>
   <w:numIdMacAtCleanup w:val="11"/>
@@ -5101,7 +5851,7 @@
 </file>
 
 <file path=customXml/itemProps1.xml><?xml version="1.0" encoding="utf-8"?>
-<ds:datastoreItem xmlns:ds="http://schemas.openxmlformats.org/officeDocument/2006/customXml" ds:itemID="{47026CBB-5364-4D50-953D-7EF31023DBB0}">
+<ds:datastoreItem xmlns:ds="http://schemas.openxmlformats.org/officeDocument/2006/customXml" ds:itemID="{B945F873-5FAC-491C-9023-734F3B981D22}">
   <ds:schemaRefs>
     <ds:schemaRef ds:uri="http://schemas.openxmlformats.org/officeDocument/2006/bibliography"/>
   </ds:schemaRefs>

--- a/Documentation/HTMLBlock.docx
+++ b/Documentation/HTMLBlock.docx
@@ -987,12 +987,12 @@
       <w:pPr>
         <w:pStyle w:val="Heading2"/>
       </w:pPr>
-      <w:bookmarkStart w:id="2" w:name="_Toc237788081"/>
-      <w:bookmarkStart w:id="3" w:name="_Toc242628103"/>
+      <w:bookmarkStart w:id="2" w:name="_Toc242628103"/>
+      <w:bookmarkStart w:id="3" w:name="_Toc237788081"/>
       <w:r>
         <w:t>HTML Blocks</w:t>
       </w:r>
-      <w:bookmarkEnd w:id="3"/>
+      <w:bookmarkEnd w:id="2"/>
     </w:p>
     <w:p>
       <w:pPr>
@@ -1135,7 +1135,7 @@
       <w:r>
         <w:t>blockName-uid-fieldName</w:t>
       </w:r>
-      <w:bookmarkEnd w:id="2"/>
+      <w:bookmarkEnd w:id="3"/>
       <w:proofErr w:type="spellEnd"/>
       <w:proofErr w:type="gramEnd"/>
     </w:p>
@@ -1591,13 +1591,20 @@
       <w:pPr>
         <w:pStyle w:val="SourceCode"/>
       </w:pPr>
-      <w:proofErr w:type="gramStart"/>
-      <w:r>
-        <w:t>const</w:t>
-      </w:r>
-      <w:proofErr w:type="gramEnd"/>
-      <w:r>
-        <w:t xml:space="preserve"> f1099g = new F1099G();</w:t>
+      <w:r>
+        <w:t xml:space="preserve">const f1099g = new </w:t>
+      </w:r>
+      <w:r>
+        <w:t>W1099G</w:t>
+      </w:r>
+      <w:r>
+        <w:t>(</w:t>
+      </w:r>
+      <w:r>
+        <w:t>F1099G, “f1099g”</w:t>
+      </w:r>
+      <w:r>
+        <w:t>);</w:t>
       </w:r>
     </w:p>
     <w:p>
@@ -5851,7 +5858,7 @@
 </file>
 
 <file path=customXml/itemProps1.xml><?xml version="1.0" encoding="utf-8"?>
-<ds:datastoreItem xmlns:ds="http://schemas.openxmlformats.org/officeDocument/2006/customXml" ds:itemID="{B945F873-5FAC-491C-9023-734F3B981D22}">
+<ds:datastoreItem xmlns:ds="http://schemas.openxmlformats.org/officeDocument/2006/customXml" ds:itemID="{D08DCA75-9DC5-4406-9D01-F6E1EF20CC31}">
   <ds:schemaRefs>
     <ds:schemaRef ds:uri="http://schemas.openxmlformats.org/officeDocument/2006/bibliography"/>
   </ds:schemaRefs>
